--- a/ЛР2/text.docx
+++ b/ЛР2/text.docx
@@ -93,7 +93,20 @@
           <w:sz w:val="32"/>
           <w:szCs w:val="32"/>
         </w:rPr>
-        <w:t xml:space="preserve">1. Открыть ЛР2/Отчет_ЛР2.docx. 2. Показать список запросов коллекции и переменную base_url. 3. Открыть скриншоты ЛР2/screenshots/postman_01_any_tests.png и postman_05_idrange_param.png, объяснить сохранение и использование joke_id. 4. Показать негативный API-02-06 с неверной категорией FooBar и кодом 106. 5. Показать API-02-07 и API-02-12 как примеры расхождения ожидаемого и фактического поведения.</w:t>
+        <w:t xml:space="preserve">Вариант с интернетом: 1. Открыть Postman и коллекцию из ЛР2/postman/JokeAPI Lab2; выбрать окружение из ЛР2/postman/JokeAPI Env.environment.yaml, где base_url = https://v2.jokeapi.dev. 2. Открыть API-02-01 GET /joke/Any и нажать Send. В блоке Test Results показать успешные проверки. После ответа скрипт сохраняет id шутки в collection variable joke_id. 3. Открыть API-02-05 GET /joke/Any?idRange={{joke_id}}, показать, что Postman подставляет сохранённое значение, и отправить запрос. 4. Открыть негативный API-02-06 с категорией FooBar: ожидаемый ответ — HTTP 400, error=true, code=106. 5. Показать API-02-07 и API-02-12: тесты намеренно отмечены Fail, так как фактический контракт API отличается от ожидаемого.</w:t>
+      </w:r>
+    </w:p>
+    <w:p>
+      <w:pPr>
+        <w:spacing w:before="120" w:after="120" w:line="240" w:lineRule="auto"/>
+      </w:pPr>
+      <w:r>
+        <w:rPr>
+          <w:rFonts w:ascii="Times New Roman" w:hAnsi="Times New Roman" w:cs="Times New Roman"/>
+          <w:sz w:val="32"/>
+          <w:szCs w:val="32"/>
+        </w:rPr>
+        <w:t xml:space="preserve">Вариант без интернета: JokeAPI — внешний публичный сервис, поэтому новые запросы выполнить нельзя. В этом случае не имитировать ответ: открыть ЛР2/Отчет_ЛР2.docx и фактические снимки ЛР2/screenshots/postman_01_any_tests.png и ЛР2/screenshots/postman_05_idrange_param.png, затем объяснить цепочку joke_id и найденные расхождения. Отчёт и скриншоты являются резервным подтверждением уже выполненного прогона.</w:t>
       </w:r>
     </w:p>
     <w:p>
